--- a/hvps/architecture/designNotes/HoffmanBoxPPSWiring.docx
+++ b/hvps/architecture/designNotes/HoffmanBoxPPSWiring.docx
@@ -13057,8 +13057,8 @@
 </file>
 
 <file path=customXml/item1.xml><?xml version="1.0" encoding="utf-8"?>
-<ct:contentTypeSchema xmlns:ct="http://schemas.microsoft.com/office/2006/metadata/contentType" xmlns:ma="http://schemas.microsoft.com/office/2006/metadata/properties/metaAttributes" ct:_="" ma:_="" ma:contentTypeName="Document" ma:contentTypeID="0x010100162E8B9B8F494F4F9FA5AC6115F8BAFC" ma:contentTypeVersion="14" ma:contentTypeDescription="Create a new document." ma:contentTypeScope="" ma:versionID="7bf6b67f00dda9faad049ac569bdc544">
-  <xsd:schema xmlns:xsd="http://www.w3.org/2001/XMLSchema" xmlns:xs="http://www.w3.org/2001/XMLSchema" xmlns:p="http://schemas.microsoft.com/office/2006/metadata/properties" xmlns:ns2="41b3182d-22ee-41df-9219-a7264fbbfb0e" xmlns:ns3="2ae7472c-b71f-4cab-b94a-416f482a757b" targetNamespace="http://schemas.microsoft.com/office/2006/metadata/properties" ma:root="true" ma:fieldsID="226d07ee899d5f3e051fec1a6a68ef05" ns2:_="" ns3:_="">
+<ct:contentTypeSchema xmlns:ct="http://schemas.microsoft.com/office/2006/metadata/contentType" xmlns:ma="http://schemas.microsoft.com/office/2006/metadata/properties/metaAttributes" ct:_="" ma:_="" ma:contentTypeName="Document" ma:contentTypeID="0x010100162E8B9B8F494F4F9FA5AC6115F8BAFC" ma:contentTypeVersion="16" ma:contentTypeDescription="Create a new document." ma:contentTypeScope="" ma:versionID="51492d3a06cab50480d5c9b5b31e3882">
+  <xsd:schema xmlns:xsd="http://www.w3.org/2001/XMLSchema" xmlns:xs="http://www.w3.org/2001/XMLSchema" xmlns:p="http://schemas.microsoft.com/office/2006/metadata/properties" xmlns:ns2="41b3182d-22ee-41df-9219-a7264fbbfb0e" xmlns:ns3="2ae7472c-b71f-4cab-b94a-416f482a757b" targetNamespace="http://schemas.microsoft.com/office/2006/metadata/properties" ma:root="true" ma:fieldsID="6fc85b067619a0858367d68cc70354ed" ns2:_="" ns3:_="">
     <xsd:import namespace="41b3182d-22ee-41df-9219-a7264fbbfb0e"/>
     <xsd:import namespace="2ae7472c-b71f-4cab-b94a-416f482a757b"/>
     <xsd:element name="properties">
@@ -13080,6 +13080,8 @@
                 <xsd:element ref="ns3:SharedWithUsers" minOccurs="0"/>
                 <xsd:element ref="ns3:SharedWithDetails" minOccurs="0"/>
                 <xsd:element ref="ns2:MediaServiceSearchProperties" minOccurs="0"/>
+                <xsd:element ref="ns2:Status" minOccurs="0"/>
+                <xsd:element ref="ns2:MediaLengthInSeconds" minOccurs="0"/>
               </xsd:all>
             </xsd:complexType>
           </xsd:element>
@@ -13142,6 +13144,18 @@
     <xsd:element name="MediaServiceSearchProperties" ma:index="21" nillable="true" ma:displayName="MediaServiceSearchProperties" ma:hidden="true" ma:internalName="MediaServiceSearchProperties" ma:readOnly="true">
       <xsd:simpleType>
         <xsd:restriction base="dms:Note"/>
+      </xsd:simpleType>
+    </xsd:element>
+    <xsd:element name="Status" ma:index="22" nillable="true" ma:displayName="Status" ma:description="This column provides a status of drawing and if has been revised, chane or superseded. Contact Javier if questions" ma:format="Dropdown" ma:internalName="Status">
+      <xsd:simpleType>
+        <xsd:restriction base="dms:Note">
+          <xsd:maxLength value="255"/>
+        </xsd:restriction>
+      </xsd:simpleType>
+    </xsd:element>
+    <xsd:element name="MediaLengthInSeconds" ma:index="23" nillable="true" ma:displayName="MediaLengthInSeconds" ma:hidden="true" ma:internalName="MediaLengthInSeconds" ma:readOnly="true">
+      <xsd:simpleType>
+        <xsd:restriction base="dms:Unknown"/>
       </xsd:simpleType>
     </xsd:element>
   </xsd:schema>
@@ -13301,12 +13315,13 @@
     <lcf76f155ced4ddcb4097134ff3c332f xmlns="41b3182d-22ee-41df-9219-a7264fbbfb0e">
       <Terms xmlns="http://schemas.microsoft.com/office/infopath/2007/PartnerControls"/>
     </lcf76f155ced4ddcb4097134ff3c332f>
+    <Status xmlns="41b3182d-22ee-41df-9219-a7264fbbfb0e" xsi:nil="true"/>
   </documentManagement>
 </p:properties>
 </file>
 
 <file path=customXml/itemProps1.xml><?xml version="1.0" encoding="utf-8"?>
-<ds:datastoreItem xmlns:ds="http://schemas.openxmlformats.org/officeDocument/2006/customXml" ds:itemID="{D242FFC8-6DA9-42C6-98EB-042E487CAEFA}"/>
+<ds:datastoreItem xmlns:ds="http://schemas.openxmlformats.org/officeDocument/2006/customXml" ds:itemID="{D21B7FB2-0B86-470B-8192-6FF9240194FE}"/>
 </file>
 
 <file path=customXml/itemProps2.xml><?xml version="1.0" encoding="utf-8"?>
